--- a/docs/CV_Julian_Giovanelli_TechLead.docx
+++ b/docs/CV_Julian_Giovanelli_TechLead.docx
@@ -29,7 +29,7 @@
     </w:p>
     <w:p>
       <w:pPr>
-        <w:spacing w:after="40" w:before="40"/>
+        <w:spacing w:after="30" w:before="30"/>
       </w:pPr>
       <w:r>
         <w:rPr>
@@ -46,7 +46,7 @@
         <w:pBdr>
           <w:bottom w:val="single" w:color="BFBFBF" w:sz="6" w:space="4"/>
         </w:pBdr>
-        <w:spacing w:after="60"/>
+        <w:spacing w:after="45"/>
       </w:pPr>
       <w:r>
         <w:rPr>
@@ -105,7 +105,7 @@
         <w:pBdr>
           <w:bottom w:val="single" w:color="8FAADC" w:sz="8" w:space="2"/>
         </w:pBdr>
-        <w:spacing w:after="120" w:before="260"/>
+        <w:spacing w:after="90" w:before="200"/>
       </w:pPr>
       <w:r>
         <w:rPr>
@@ -121,16 +121,16 @@
     </w:p>
     <w:p>
       <w:pPr>
-        <w:spacing w:after="40" w:line="264"/>
-      </w:pPr>
-      <w:r>
-        <w:rPr>
-          <w:rFonts w:ascii="Calibri" w:cs="Calibri" w:eastAsia="Calibri" w:hAnsi="Calibri"/>
-          <w:color w:val="222222"/>
-          <w:sz w:val="21"/>
-          <w:szCs w:val="21"/>
-        </w:rPr>
-        <w:t>Tech Lead and software engineer with 9+ years in software development and 2+ years leading teams. Leads day-to-day delivery for a cross-functional team of up to 12 engineers on ViiBE, Viirtue’s white-label quote-to-cash platform, owning technical decisions and mentoring developers while remaining one of the top contributors to its 40+ microservice codebase. Led the billing and quoting platform now used by 180+ partners and processing close to $1M in monthly recurring revenue, contributing to a $10M Series A. Strong technical foundation in .NET, event-driven cloud-native microservices on GCP (GKE / Kubernetes) and AI integration in production, working AI-first with agentic tools like Claude Code. Focused on delivering reliable software, growing engineers and aligning technical work with real business value.</w:t>
+        <w:spacing w:after="30" w:line="240"/>
+      </w:pPr>
+      <w:r>
+        <w:rPr>
+          <w:rFonts w:ascii="Calibri" w:cs="Calibri" w:eastAsia="Calibri" w:hAnsi="Calibri"/>
+          <w:color w:val="222222"/>
+          <w:sz w:val="20"/>
+          <w:szCs w:val="20"/>
+        </w:rPr>
+        <w:t>Tech Lead and software engineer with 9+ years in software development and 2+ years leading teams — combining a product-management discipline (defining requirements, delivery process and quality standards, then evolving that process through the shift to agentic AI-assisted development) with hands-on engineering, embedding directly with the team rather than managing from a distance. Leads day-to-day delivery for a cross-functional team of up to 12 engineers on ViiBE, Viirtue’s white-label quote-to-cash platform, owning technical decisions and mentoring developers while remaining one of the top contributors to its 40+ microservice codebase. Led the billing and quoting platform now used by 180+ partners and processing close to $1M in monthly recurring revenue, contributing to a $10M Series A. Strong technical foundation in .NET, event-driven cloud-native microservices on GCP (GKE / Kubernetes) and AI integration in production, working AI-first with agentic tools like Claude Code. Focused on delivering reliable software, growing engineers and aligning technical work with real business value.</w:t>
       </w:r>
     </w:p>
     <w:p>
@@ -138,7 +138,7 @@
         <w:pBdr>
           <w:bottom w:val="single" w:color="8FAADC" w:sz="8" w:space="2"/>
         </w:pBdr>
-        <w:spacing w:after="120" w:before="260"/>
+        <w:spacing w:after="90" w:before="200"/>
       </w:pPr>
       <w:r>
         <w:rPr>
@@ -157,16 +157,16 @@
         <w:tabs>
           <w:tab w:val="right" w:pos="10080"/>
         </w:tabs>
-        <w:spacing w:after="20" w:before="180"/>
-      </w:pPr>
-      <w:r>
-        <w:rPr>
-          <w:rFonts w:ascii="Calibri" w:cs="Calibri" w:eastAsia="Calibri" w:hAnsi="Calibri"/>
-          <w:b/>
-          <w:bCs/>
-          <w:color w:val="222222"/>
-          <w:sz w:val="23"/>
-          <w:szCs w:val="23"/>
+        <w:spacing w:after="10" w:before="140"/>
+      </w:pPr>
+      <w:r>
+        <w:rPr>
+          <w:rFonts w:ascii="Calibri" w:cs="Calibri" w:eastAsia="Calibri" w:hAnsi="Calibri"/>
+          <w:b/>
+          <w:bCs/>
+          <w:color w:val="222222"/>
+          <w:sz w:val="22"/>
+          <w:szCs w:val="22"/>
         </w:rPr>
         <w:t xml:space="preserve">Tech Lead</w:t>
       </w:r>
@@ -174,8 +174,8 @@
         <w:rPr>
           <w:rFonts w:ascii="Calibri" w:cs="Calibri" w:eastAsia="Calibri" w:hAnsi="Calibri"/>
           <w:color w:val="595959"/>
-          <w:sz w:val="23"/>
-          <w:szCs w:val="23"/>
+          <w:sz w:val="22"/>
+          <w:szCs w:val="22"/>
         </w:rPr>
         <w:t xml:space="preserve">  ·  </w:t>
       </w:r>
@@ -185,8 +185,8 @@
           <w:b/>
           <w:bCs/>
           <w:color w:val="1F3864"/>
-          <w:sz w:val="23"/>
-          <w:szCs w:val="23"/>
+          <w:sz w:val="22"/>
+          <w:szCs w:val="22"/>
         </w:rPr>
         <w:t xml:space="preserve">Viirtue</w:t>
       </w:r>
@@ -207,7 +207,7 @@
         <w:tabs>
           <w:tab w:val="right" w:pos="10080"/>
         </w:tabs>
-        <w:spacing w:after="20" w:before="100"/>
+        <w:spacing w:after="10" w:before="80"/>
       </w:pPr>
       <w:r>
         <w:rPr>
@@ -217,8 +217,8 @@
           <w:i/>
           <w:iCs/>
           <w:color w:val="595959"/>
-          <w:sz w:val="21"/>
-          <w:szCs w:val="21"/>
+          <w:sz w:val="20"/>
+          <w:szCs w:val="20"/>
         </w:rPr>
         <w:t xml:space="preserve">Tech Lead</w:t>
       </w:r>
@@ -241,33 +241,52 @@
           <w:ilvl w:val="0"/>
           <w:numId w:val="2"/>
         </w:numPr>
-        <w:spacing w:after="40" w:line="264"/>
-      </w:pPr>
-      <w:r>
-        <w:rPr>
-          <w:rFonts w:ascii="Calibri" w:cs="Calibri" w:eastAsia="Calibri" w:hAnsi="Calibri"/>
-          <w:color w:val="222222"/>
-          <w:sz w:val="21"/>
-          <w:szCs w:val="21"/>
-        </w:rPr>
-        <w:t xml:space="preserve">Led a cross-functional development team of up to 12 engineers, coordinating with stakeholders across the organization to deliver features effectively for ViiBE, Viirtue’s white-label quote-to-cash platform — now adopted by 180+ partners (~65% of the partner base).</w:t>
-      </w:r>
-    </w:p>
-    <w:p>
-      <w:pPr>
-        <w:pStyle w:val="ListParagraph"/>
-        <w:numPr>
-          <w:ilvl w:val="0"/>
-          <w:numId w:val="2"/>
-        </w:numPr>
-        <w:spacing w:after="40" w:line="264"/>
-      </w:pPr>
-      <w:r>
-        <w:rPr>
-          <w:rFonts w:ascii="Calibri" w:cs="Calibri" w:eastAsia="Calibri" w:hAnsi="Calibri"/>
-          <w:color w:val="222222"/>
-          <w:sz w:val="21"/>
-          <w:szCs w:val="21"/>
+        <w:spacing w:after="30" w:line="240"/>
+      </w:pPr>
+      <w:r>
+        <w:rPr>
+          <w:rFonts w:ascii="Calibri" w:cs="Calibri" w:eastAsia="Calibri" w:hAnsi="Calibri"/>
+          <w:color w:val="222222"/>
+          <w:sz w:val="20"/>
+          <w:szCs w:val="20"/>
+        </w:rPr>
+        <w:t>Led a cross-functional development team of up to 12 engineers — embedding directly with them as a hands-on contributor rather than managing from a distance — coordinating with stakeholders across the organization to deliver features effectively for ViiBE, Viirtue’s white-label quote-to-cash platform — now adopted by 180+ partners (~65% of the partner base).</w:t>
+      </w:r>
+    </w:p>
+    <w:p>
+      <w:pPr>
+        <w:pStyle w:val="ListParagraph"/>
+        <w:numPr>
+          <w:ilvl w:val="0"/>
+          <w:numId w:val="2"/>
+        </w:numPr>
+        <w:spacing w:after="30" w:line="240"/>
+      </w:pPr>
+      <w:r>
+        <w:rPr>
+          <w:rFonts w:ascii="Calibri" w:cs="Calibri" w:eastAsia="Calibri" w:hAnsi="Calibri"/>
+          <w:color w:val="222222"/>
+          <w:sz w:val="20"/>
+          <w:szCs w:val="20"/>
+        </w:rPr>
+        <w:t>Defined and evolved the team’s delivery process and engineering discipline — requirements definition, sprint planning, code-review standards and QA gates — first for traditional development, then redesigning that process for agentic AI-assisted workflows (Claude Code) as the tooling matured, keeping quality and predictability high through the transition.</w:t>
+      </w:r>
+    </w:p>
+    <w:p>
+      <w:pPr>
+        <w:pStyle w:val="ListParagraph"/>
+        <w:numPr>
+          <w:ilvl w:val="0"/>
+          <w:numId w:val="2"/>
+        </w:numPr>
+        <w:spacing w:after="30" w:line="240"/>
+      </w:pPr>
+      <w:r>
+        <w:rPr>
+          <w:rFonts w:ascii="Calibri" w:cs="Calibri" w:eastAsia="Calibri" w:hAnsi="Calibri"/>
+          <w:color w:val="222222"/>
+          <w:sz w:val="20"/>
+          <w:szCs w:val="20"/>
         </w:rPr>
         <w:t xml:space="preserve">Drove technical decisions and delivery across billing, quoting, reporting and AI features, owning architecture and prioritization while keeping the team aligned and unblocked; the billing platform now automates invoicing for 3,000+ accounts and close to $1M in monthly recurring revenue, contributing to a $10M Series A.</w:t>
       </w:r>
@@ -279,14 +298,14 @@
           <w:ilvl w:val="0"/>
           <w:numId w:val="2"/>
         </w:numPr>
-        <w:spacing w:after="40" w:line="264"/>
-      </w:pPr>
-      <w:r>
-        <w:rPr>
-          <w:rFonts w:ascii="Calibri" w:cs="Calibri" w:eastAsia="Calibri" w:hAnsi="Calibri"/>
-          <w:color w:val="222222"/>
-          <w:sz w:val="21"/>
-          <w:szCs w:val="21"/>
+        <w:spacing w:after="30" w:line="240"/>
+      </w:pPr>
+      <w:r>
+        <w:rPr>
+          <w:rFonts w:ascii="Calibri" w:cs="Calibri" w:eastAsia="Calibri" w:hAnsi="Calibri"/>
+          <w:color w:val="222222"/>
+          <w:sz w:val="20"/>
+          <w:szCs w:val="20"/>
         </w:rPr>
         <w:t xml:space="preserve">Mentored teammates through pair programming and knowledge-sharing, fostering a collaborative environment where the team learns together and solves problems collectively.</w:t>
       </w:r>
@@ -298,14 +317,14 @@
           <w:ilvl w:val="0"/>
           <w:numId w:val="2"/>
         </w:numPr>
-        <w:spacing w:after="40" w:line="264"/>
-      </w:pPr>
-      <w:r>
-        <w:rPr>
-          <w:rFonts w:ascii="Calibri" w:cs="Calibri" w:eastAsia="Calibri" w:hAnsi="Calibri"/>
-          <w:color w:val="222222"/>
-          <w:sz w:val="21"/>
-          <w:szCs w:val="21"/>
+        <w:spacing w:after="30" w:line="240"/>
+      </w:pPr>
+      <w:r>
+        <w:rPr>
+          <w:rFonts w:ascii="Calibri" w:cs="Calibri" w:eastAsia="Calibri" w:hAnsi="Calibri"/>
+          <w:color w:val="222222"/>
+          <w:sz w:val="20"/>
+          <w:szCs w:val="20"/>
         </w:rPr>
         <w:t>Led the AI voice agent product line end to end — quoting, per-call usage metering, cost calculation and automated billing for AI-powered calls — opening a new usage-based revenue stream.</w:t>
       </w:r>
@@ -317,14 +336,14 @@
           <w:ilvl w:val="0"/>
           <w:numId w:val="2"/>
         </w:numPr>
-        <w:spacing w:after="40" w:line="264"/>
-      </w:pPr>
-      <w:r>
-        <w:rPr>
-          <w:rFonts w:ascii="Calibri" w:cs="Calibri" w:eastAsia="Calibri" w:hAnsi="Calibri"/>
-          <w:color w:val="222222"/>
-          <w:sz w:val="21"/>
-          <w:szCs w:val="21"/>
+        <w:spacing w:after="30" w:line="240"/>
+      </w:pPr>
+      <w:r>
+        <w:rPr>
+          <w:rFonts w:ascii="Calibri" w:cs="Calibri" w:eastAsia="Calibri" w:hAnsi="Calibri"/>
+          <w:color w:val="222222"/>
+          <w:sz w:val="20"/>
+          <w:szCs w:val="20"/>
         </w:rPr>
         <w:t xml:space="preserve">Oversaw the refactor of the entire reporting system into a more robust, standardized and functional solution, improving reliability and consistency across revenue, usage and accounts-receivable reports.</w:t>
       </w:r>
@@ -336,14 +355,14 @@
           <w:ilvl w:val="0"/>
           <w:numId w:val="2"/>
         </w:numPr>
-        <w:spacing w:after="40" w:line="264"/>
-      </w:pPr>
-      <w:r>
-        <w:rPr>
-          <w:rFonts w:ascii="Calibri" w:cs="Calibri" w:eastAsia="Calibri" w:hAnsi="Calibri"/>
-          <w:color w:val="222222"/>
-          <w:sz w:val="21"/>
-          <w:szCs w:val="21"/>
+        <w:spacing w:after="30" w:line="240"/>
+      </w:pPr>
+      <w:r>
+        <w:rPr>
+          <w:rFonts w:ascii="Calibri" w:cs="Calibri" w:eastAsia="Calibri" w:hAnsi="Calibri"/>
+          <w:color w:val="222222"/>
+          <w:sz w:val="20"/>
+          <w:szCs w:val="20"/>
         </w:rPr>
         <w:t xml:space="preserve">Partnered directly with customers to resolve complex, account-specific issues, designing tailored solutions and improving customer satisfaction.</w:t>
       </w:r>
@@ -353,7 +372,7 @@
         <w:tabs>
           <w:tab w:val="right" w:pos="10080"/>
         </w:tabs>
-        <w:spacing w:after="20" w:before="100"/>
+        <w:spacing w:after="10" w:before="80"/>
       </w:pPr>
       <w:r>
         <w:rPr>
@@ -363,8 +382,8 @@
           <w:i/>
           <w:iCs/>
           <w:color w:val="595959"/>
-          <w:sz w:val="21"/>
-          <w:szCs w:val="21"/>
+          <w:sz w:val="20"/>
+          <w:szCs w:val="20"/>
         </w:rPr>
         <w:t xml:space="preserve">Software Engineer</w:t>
       </w:r>
@@ -387,14 +406,14 @@
           <w:ilvl w:val="0"/>
           <w:numId w:val="2"/>
         </w:numPr>
-        <w:spacing w:after="40" w:line="264"/>
-      </w:pPr>
-      <w:r>
-        <w:rPr>
-          <w:rFonts w:ascii="Calibri" w:cs="Calibri" w:eastAsia="Calibri" w:hAnsi="Calibri"/>
-          <w:color w:val="222222"/>
-          <w:sz w:val="21"/>
-          <w:szCs w:val="21"/>
+        <w:spacing w:after="30" w:line="240"/>
+      </w:pPr>
+      <w:r>
+        <w:rPr>
+          <w:rFonts w:ascii="Calibri" w:cs="Calibri" w:eastAsia="Calibri" w:hAnsi="Calibri"/>
+          <w:color w:val="222222"/>
+          <w:sz w:val="20"/>
+          <w:szCs w:val="20"/>
         </w:rPr>
         <w:t>Built and rebuilt core billing, quoting and payment systems (Stripe, Authorize.Net, e-signature) on saga-based, event-driven processing (MassTransit / RabbitMQ), powering automated invoicing for 3,000+ accounts, plus an AI voice-agent integration with usage-based billing.</w:t>
       </w:r>
@@ -406,14 +425,14 @@
           <w:ilvl w:val="0"/>
           <w:numId w:val="2"/>
         </w:numPr>
-        <w:spacing w:after="40" w:line="264"/>
-      </w:pPr>
-      <w:r>
-        <w:rPr>
-          <w:rFonts w:ascii="Calibri" w:cs="Calibri" w:eastAsia="Calibri" w:hAnsi="Calibri"/>
-          <w:color w:val="222222"/>
-          <w:sz w:val="21"/>
-          <w:szCs w:val="21"/>
+        <w:spacing w:after="30" w:line="240"/>
+      </w:pPr>
+      <w:r>
+        <w:rPr>
+          <w:rFonts w:ascii="Calibri" w:cs="Calibri" w:eastAsia="Calibri" w:hAnsi="Calibri"/>
+          <w:color w:val="222222"/>
+          <w:sz w:val="20"/>
+          <w:szCs w:val="20"/>
         </w:rPr>
         <w:t>Maintained and operated a fleet of 40+ cloud-native microservices on GCP / Kubernetes (GKE) with Helm and Istio through a GitOps CI/CD pipeline, within an Nx monorepo, applying TDD and modern engineering practices.</w:t>
       </w:r>
@@ -423,16 +442,16 @@
         <w:tabs>
           <w:tab w:val="right" w:pos="10080"/>
         </w:tabs>
-        <w:spacing w:after="20" w:before="180"/>
-      </w:pPr>
-      <w:r>
-        <w:rPr>
-          <w:rFonts w:ascii="Calibri" w:cs="Calibri" w:eastAsia="Calibri" w:hAnsi="Calibri"/>
-          <w:b/>
-          <w:bCs/>
-          <w:color w:val="222222"/>
-          <w:sz w:val="23"/>
-          <w:szCs w:val="23"/>
+        <w:spacing w:after="10" w:before="140"/>
+      </w:pPr>
+      <w:r>
+        <w:rPr>
+          <w:rFonts w:ascii="Calibri" w:cs="Calibri" w:eastAsia="Calibri" w:hAnsi="Calibri"/>
+          <w:b/>
+          <w:bCs/>
+          <w:color w:val="222222"/>
+          <w:sz w:val="22"/>
+          <w:szCs w:val="22"/>
         </w:rPr>
         <w:t xml:space="preserve">Software Engineer</w:t>
       </w:r>
@@ -440,8 +459,8 @@
         <w:rPr>
           <w:rFonts w:ascii="Calibri" w:cs="Calibri" w:eastAsia="Calibri" w:hAnsi="Calibri"/>
           <w:color w:val="595959"/>
-          <w:sz w:val="23"/>
-          <w:szCs w:val="23"/>
+          <w:sz w:val="22"/>
+          <w:szCs w:val="22"/>
         </w:rPr>
         <w:t xml:space="preserve">  ·  </w:t>
       </w:r>
@@ -451,8 +470,8 @@
           <w:b/>
           <w:bCs/>
           <w:color w:val="1F3864"/>
-          <w:sz w:val="23"/>
-          <w:szCs w:val="23"/>
+          <w:sz w:val="22"/>
+          <w:szCs w:val="22"/>
         </w:rPr>
         <w:t xml:space="preserve">Inamika</w:t>
       </w:r>
@@ -475,14 +494,14 @@
           <w:ilvl w:val="0"/>
           <w:numId w:val="2"/>
         </w:numPr>
-        <w:spacing w:after="40" w:line="264"/>
-      </w:pPr>
-      <w:r>
-        <w:rPr>
-          <w:rFonts w:ascii="Calibri" w:cs="Calibri" w:eastAsia="Calibri" w:hAnsi="Calibri"/>
-          <w:color w:val="222222"/>
-          <w:sz w:val="21"/>
-          <w:szCs w:val="21"/>
+        <w:spacing w:after="30" w:line="240"/>
+      </w:pPr>
+      <w:r>
+        <w:rPr>
+          <w:rFonts w:ascii="Calibri" w:cs="Calibri" w:eastAsia="Calibri" w:hAnsi="Calibri"/>
+          <w:color w:val="222222"/>
+          <w:sz w:val="20"/>
+          <w:szCs w:val="20"/>
         </w:rPr>
         <w:t xml:space="preserve">Worked on an incremental web application using ASP.NET Core, ABP, MySQL and Angular to manage orders from different sources of sale.</w:t>
       </w:r>
@@ -494,14 +513,14 @@
           <w:ilvl w:val="0"/>
           <w:numId w:val="2"/>
         </w:numPr>
-        <w:spacing w:after="40" w:line="264"/>
-      </w:pPr>
-      <w:r>
-        <w:rPr>
-          <w:rFonts w:ascii="Calibri" w:cs="Calibri" w:eastAsia="Calibri" w:hAnsi="Calibri"/>
-          <w:color w:val="222222"/>
-          <w:sz w:val="21"/>
-          <w:szCs w:val="21"/>
+        <w:spacing w:after="30" w:line="240"/>
+      </w:pPr>
+      <w:r>
+        <w:rPr>
+          <w:rFonts w:ascii="Calibri" w:cs="Calibri" w:eastAsia="Calibri" w:hAnsi="Calibri"/>
+          <w:color w:val="222222"/>
+          <w:sz w:val="20"/>
+          <w:szCs w:val="20"/>
         </w:rPr>
         <w:t xml:space="preserve">Developed a web application using ASP.NET Core, ABP, MySQL and Angular to measure company progress and growth.</w:t>
       </w:r>
@@ -513,14 +532,14 @@
           <w:ilvl w:val="0"/>
           <w:numId w:val="2"/>
         </w:numPr>
-        <w:spacing w:after="40" w:line="264"/>
-      </w:pPr>
-      <w:r>
-        <w:rPr>
-          <w:rFonts w:ascii="Calibri" w:cs="Calibri" w:eastAsia="Calibri" w:hAnsi="Calibri"/>
-          <w:color w:val="222222"/>
-          <w:sz w:val="21"/>
-          <w:szCs w:val="21"/>
+        <w:spacing w:after="30" w:line="240"/>
+      </w:pPr>
+      <w:r>
+        <w:rPr>
+          <w:rFonts w:ascii="Calibri" w:cs="Calibri" w:eastAsia="Calibri" w:hAnsi="Calibri"/>
+          <w:color w:val="222222"/>
+          <w:sz w:val="20"/>
+          <w:szCs w:val="20"/>
         </w:rPr>
         <w:t xml:space="preserve">Helped improve infrastructure by implementing AWS services such as Lambda, EC2 and CloudTrail.</w:t>
       </w:r>
@@ -530,16 +549,16 @@
         <w:tabs>
           <w:tab w:val="right" w:pos="10080"/>
         </w:tabs>
-        <w:spacing w:after="20" w:before="180"/>
-      </w:pPr>
-      <w:r>
-        <w:rPr>
-          <w:rFonts w:ascii="Calibri" w:cs="Calibri" w:eastAsia="Calibri" w:hAnsi="Calibri"/>
-          <w:b/>
-          <w:bCs/>
-          <w:color w:val="222222"/>
-          <w:sz w:val="23"/>
-          <w:szCs w:val="23"/>
+        <w:spacing w:after="10" w:before="140"/>
+      </w:pPr>
+      <w:r>
+        <w:rPr>
+          <w:rFonts w:ascii="Calibri" w:cs="Calibri" w:eastAsia="Calibri" w:hAnsi="Calibri"/>
+          <w:b/>
+          <w:bCs/>
+          <w:color w:val="222222"/>
+          <w:sz w:val="22"/>
+          <w:szCs w:val="22"/>
         </w:rPr>
         <w:t xml:space="preserve">Software Engineer</w:t>
       </w:r>
@@ -547,8 +566,8 @@
         <w:rPr>
           <w:rFonts w:ascii="Calibri" w:cs="Calibri" w:eastAsia="Calibri" w:hAnsi="Calibri"/>
           <w:color w:val="595959"/>
-          <w:sz w:val="23"/>
-          <w:szCs w:val="23"/>
+          <w:sz w:val="22"/>
+          <w:szCs w:val="22"/>
         </w:rPr>
         <w:t xml:space="preserve">  ·  </w:t>
       </w:r>
@@ -558,8 +577,8 @@
           <w:b/>
           <w:bCs/>
           <w:color w:val="1F3864"/>
-          <w:sz w:val="23"/>
-          <w:szCs w:val="23"/>
+          <w:sz w:val="22"/>
+          <w:szCs w:val="22"/>
         </w:rPr>
         <w:t xml:space="preserve">WB Sistemas SRL</w:t>
       </w:r>
@@ -582,14 +601,14 @@
           <w:ilvl w:val="0"/>
           <w:numId w:val="2"/>
         </w:numPr>
-        <w:spacing w:after="40" w:line="264"/>
-      </w:pPr>
-      <w:r>
-        <w:rPr>
-          <w:rFonts w:ascii="Calibri" w:cs="Calibri" w:eastAsia="Calibri" w:hAnsi="Calibri"/>
-          <w:color w:val="222222"/>
-          <w:sz w:val="21"/>
-          <w:szCs w:val="21"/>
+        <w:spacing w:after="30" w:line="240"/>
+      </w:pPr>
+      <w:r>
+        <w:rPr>
+          <w:rFonts w:ascii="Calibri" w:cs="Calibri" w:eastAsia="Calibri" w:hAnsi="Calibri"/>
+          <w:color w:val="222222"/>
+          <w:sz w:val="20"/>
+          <w:szCs w:val="20"/>
         </w:rPr>
         <w:t xml:space="preserve">Introduced Scrum methodology in the company and acted as team leader for newcomer projects.</w:t>
       </w:r>
@@ -601,14 +620,14 @@
           <w:ilvl w:val="0"/>
           <w:numId w:val="2"/>
         </w:numPr>
-        <w:spacing w:after="40" w:line="264"/>
-      </w:pPr>
-      <w:r>
-        <w:rPr>
-          <w:rFonts w:ascii="Calibri" w:cs="Calibri" w:eastAsia="Calibri" w:hAnsi="Calibri"/>
-          <w:color w:val="222222"/>
-          <w:sz w:val="21"/>
-          <w:szCs w:val="21"/>
+        <w:spacing w:after="30" w:line="240"/>
+      </w:pPr>
+      <w:r>
+        <w:rPr>
+          <w:rFonts w:ascii="Calibri" w:cs="Calibri" w:eastAsia="Calibri" w:hAnsi="Calibri"/>
+          <w:color w:val="222222"/>
+          <w:sz w:val="20"/>
+          <w:szCs w:val="20"/>
         </w:rPr>
         <w:t xml:space="preserve">Managed and developed ASP.NET MVC applications applying SOLID principles, Entity Framework and Angular for maintainable, scalable and testable software.</w:t>
       </w:r>
@@ -620,14 +639,14 @@
           <w:ilvl w:val="0"/>
           <w:numId w:val="2"/>
         </w:numPr>
-        <w:spacing w:after="40" w:line="264"/>
-      </w:pPr>
-      <w:r>
-        <w:rPr>
-          <w:rFonts w:ascii="Calibri" w:cs="Calibri" w:eastAsia="Calibri" w:hAnsi="Calibri"/>
-          <w:color w:val="222222"/>
-          <w:sz w:val="21"/>
-          <w:szCs w:val="21"/>
+        <w:spacing w:after="30" w:line="240"/>
+      </w:pPr>
+      <w:r>
+        <w:rPr>
+          <w:rFonts w:ascii="Calibri" w:cs="Calibri" w:eastAsia="Calibri" w:hAnsi="Calibri"/>
+          <w:color w:val="222222"/>
+          <w:sz w:val="20"/>
+          <w:szCs w:val="20"/>
         </w:rPr>
         <w:t xml:space="preserve">Built a bus-ticket selling platform for “RosarioBus” using ASP.NET MVC, Entity Framework, Angular, TDD and Scrum.</w:t>
       </w:r>
@@ -639,14 +658,14 @@
           <w:ilvl w:val="0"/>
           <w:numId w:val="2"/>
         </w:numPr>
-        <w:spacing w:after="40" w:line="264"/>
-      </w:pPr>
-      <w:r>
-        <w:rPr>
-          <w:rFonts w:ascii="Calibri" w:cs="Calibri" w:eastAsia="Calibri" w:hAnsi="Calibri"/>
-          <w:color w:val="222222"/>
-          <w:sz w:val="21"/>
-          <w:szCs w:val="21"/>
+        <w:spacing w:after="30" w:line="240"/>
+      </w:pPr>
+      <w:r>
+        <w:rPr>
+          <w:rFonts w:ascii="Calibri" w:cs="Calibri" w:eastAsia="Calibri" w:hAnsi="Calibri"/>
+          <w:color w:val="222222"/>
+          <w:sz w:val="20"/>
+          <w:szCs w:val="20"/>
         </w:rPr>
         <w:t xml:space="preserve">Developed an e-learning platform for “Fray Luis Beltrán” training centers using ASP.NET Core MVC, Entity Framework, Angular, TDD and Scrum.</w:t>
       </w:r>
@@ -658,14 +677,14 @@
           <w:ilvl w:val="0"/>
           <w:numId w:val="2"/>
         </w:numPr>
-        <w:spacing w:after="40" w:line="264"/>
-      </w:pPr>
-      <w:r>
-        <w:rPr>
-          <w:rFonts w:ascii="Calibri" w:cs="Calibri" w:eastAsia="Calibri" w:hAnsi="Calibri"/>
-          <w:color w:val="222222"/>
-          <w:sz w:val="21"/>
-          <w:szCs w:val="21"/>
+        <w:spacing w:after="30" w:line="240"/>
+      </w:pPr>
+      <w:r>
+        <w:rPr>
+          <w:rFonts w:ascii="Calibri" w:cs="Calibri" w:eastAsia="Calibri" w:hAnsi="Calibri"/>
+          <w:color w:val="222222"/>
+          <w:sz w:val="20"/>
+          <w:szCs w:val="20"/>
         </w:rPr>
         <w:t xml:space="preserve">Built an e-commerce platform for “Wienner” and “Metrolab” to buy and sell blood-test machines and equipment, using ASP.NET Core MVC, Entity Framework, Angular, TDD and IdentityServer.</w:t>
       </w:r>
@@ -675,7 +694,7 @@
         <w:pBdr>
           <w:bottom w:val="single" w:color="8FAADC" w:sz="8" w:space="2"/>
         </w:pBdr>
-        <w:spacing w:after="120" w:before="260"/>
+        <w:spacing w:after="90" w:before="200"/>
       </w:pPr>
       <w:r>
         <w:rPr>
@@ -691,16 +710,16 @@
     </w:p>
     <w:p>
       <w:pPr>
-        <w:spacing w:after="60" w:line="264"/>
-      </w:pPr>
-      <w:r>
-        <w:rPr>
-          <w:rFonts w:ascii="Calibri" w:cs="Calibri" w:eastAsia="Calibri" w:hAnsi="Calibri"/>
-          <w:b/>
-          <w:bCs/>
-          <w:color w:val="1F3864"/>
-          <w:sz w:val="21"/>
-          <w:szCs w:val="21"/>
+        <w:spacing w:after="45" w:line="240"/>
+      </w:pPr>
+      <w:r>
+        <w:rPr>
+          <w:rFonts w:ascii="Calibri" w:cs="Calibri" w:eastAsia="Calibri" w:hAnsi="Calibri"/>
+          <w:b/>
+          <w:bCs/>
+          <w:color w:val="1F3864"/>
+          <w:sz w:val="20"/>
+          <w:szCs w:val="20"/>
         </w:rPr>
         <w:t xml:space="preserve">Leadership:  </w:t>
       </w:r>
@@ -708,24 +727,24 @@
         <w:rPr>
           <w:rFonts w:ascii="Calibri" w:cs="Calibri" w:eastAsia="Calibri" w:hAnsi="Calibri"/>
           <w:color w:val="222222"/>
-          <w:sz w:val="21"/>
-          <w:szCs w:val="21"/>
-        </w:rPr>
-        <w:t xml:space="preserve">Team leadership (up to 12 engineers), mentoring &amp; coaching, cross-functional delivery, stakeholder management, technical decision-making</w:t>
-      </w:r>
-    </w:p>
-    <w:p>
-      <w:pPr>
-        <w:spacing w:after="60" w:line="264"/>
-      </w:pPr>
-      <w:r>
-        <w:rPr>
-          <w:rFonts w:ascii="Calibri" w:cs="Calibri" w:eastAsia="Calibri" w:hAnsi="Calibri"/>
-          <w:b/>
-          <w:bCs/>
-          <w:color w:val="1F3864"/>
-          <w:sz w:val="21"/>
-          <w:szCs w:val="21"/>
+          <w:sz w:val="20"/>
+          <w:szCs w:val="20"/>
+        </w:rPr>
+        <w:t>Team leadership (up to 12 engineers), product &amp; delivery process ownership, mentoring &amp; coaching, cross-functional delivery, stakeholder management, technical decision-making</w:t>
+      </w:r>
+    </w:p>
+    <w:p>
+      <w:pPr>
+        <w:spacing w:after="45" w:line="240"/>
+      </w:pPr>
+      <w:r>
+        <w:rPr>
+          <w:rFonts w:ascii="Calibri" w:cs="Calibri" w:eastAsia="Calibri" w:hAnsi="Calibri"/>
+          <w:b/>
+          <w:bCs/>
+          <w:color w:val="1F3864"/>
+          <w:sz w:val="20"/>
+          <w:szCs w:val="20"/>
         </w:rPr>
         <w:t xml:space="preserve">Languages:  </w:t>
       </w:r>
@@ -733,24 +752,24 @@
         <w:rPr>
           <w:rFonts w:ascii="Calibri" w:cs="Calibri" w:eastAsia="Calibri" w:hAnsi="Calibri"/>
           <w:color w:val="222222"/>
-          <w:sz w:val="21"/>
-          <w:szCs w:val="21"/>
+          <w:sz w:val="20"/>
+          <w:szCs w:val="20"/>
         </w:rPr>
         <w:t xml:space="preserve">C#, JavaScript, TypeScript, Java, SQL</w:t>
       </w:r>
     </w:p>
     <w:p>
       <w:pPr>
-        <w:spacing w:after="60" w:line="264"/>
-      </w:pPr>
-      <w:r>
-        <w:rPr>
-          <w:rFonts w:ascii="Calibri" w:cs="Calibri" w:eastAsia="Calibri" w:hAnsi="Calibri"/>
-          <w:b/>
-          <w:bCs/>
-          <w:color w:val="1F3864"/>
-          <w:sz w:val="21"/>
-          <w:szCs w:val="21"/>
+        <w:spacing w:after="45" w:line="240"/>
+      </w:pPr>
+      <w:r>
+        <w:rPr>
+          <w:rFonts w:ascii="Calibri" w:cs="Calibri" w:eastAsia="Calibri" w:hAnsi="Calibri"/>
+          <w:b/>
+          <w:bCs/>
+          <w:color w:val="1F3864"/>
+          <w:sz w:val="20"/>
+          <w:szCs w:val="20"/>
         </w:rPr>
         <w:t xml:space="preserve">Backend:  </w:t>
       </w:r>
@@ -758,24 +777,24 @@
         <w:rPr>
           <w:rFonts w:ascii="Calibri" w:cs="Calibri" w:eastAsia="Calibri" w:hAnsi="Calibri"/>
           <w:color w:val="222222"/>
-          <w:sz w:val="21"/>
-          <w:szCs w:val="21"/>
+          <w:sz w:val="20"/>
+          <w:szCs w:val="20"/>
         </w:rPr>
         <w:t>.NET / ASP.NET Core, Entity Framework Core, Dapper, MediatR, MassTransit / RabbitMQ, gRPC, Node.js, ABP, Spring/Hibernate</w:t>
       </w:r>
     </w:p>
     <w:p>
       <w:pPr>
-        <w:spacing w:after="60" w:line="264"/>
-      </w:pPr>
-      <w:r>
-        <w:rPr>
-          <w:rFonts w:ascii="Calibri" w:cs="Calibri" w:eastAsia="Calibri" w:hAnsi="Calibri"/>
-          <w:b/>
-          <w:bCs/>
-          <w:color w:val="1F3864"/>
-          <w:sz w:val="21"/>
-          <w:szCs w:val="21"/>
+        <w:spacing w:after="45" w:line="240"/>
+      </w:pPr>
+      <w:r>
+        <w:rPr>
+          <w:rFonts w:ascii="Calibri" w:cs="Calibri" w:eastAsia="Calibri" w:hAnsi="Calibri"/>
+          <w:b/>
+          <w:bCs/>
+          <w:color w:val="1F3864"/>
+          <w:sz w:val="20"/>
+          <w:szCs w:val="20"/>
         </w:rPr>
         <w:t xml:space="preserve">Frontend:  </w:t>
       </w:r>
@@ -783,24 +802,24 @@
         <w:rPr>
           <w:rFonts w:ascii="Calibri" w:cs="Calibri" w:eastAsia="Calibri" w:hAnsi="Calibri"/>
           <w:color w:val="222222"/>
-          <w:sz w:val="21"/>
-          <w:szCs w:val="21"/>
+          <w:sz w:val="20"/>
+          <w:szCs w:val="20"/>
         </w:rPr>
         <w:t>Angular, NgRx, Tailwind CSS, Ionic, AngularJS, jQuery</w:t>
       </w:r>
     </w:p>
     <w:p>
       <w:pPr>
-        <w:spacing w:after="60" w:line="264"/>
-      </w:pPr>
-      <w:r>
-        <w:rPr>
-          <w:rFonts w:ascii="Calibri" w:cs="Calibri" w:eastAsia="Calibri" w:hAnsi="Calibri"/>
-          <w:b/>
-          <w:bCs/>
-          <w:color w:val="1F3864"/>
-          <w:sz w:val="21"/>
-          <w:szCs w:val="21"/>
+        <w:spacing w:after="45" w:line="240"/>
+      </w:pPr>
+      <w:r>
+        <w:rPr>
+          <w:rFonts w:ascii="Calibri" w:cs="Calibri" w:eastAsia="Calibri" w:hAnsi="Calibri"/>
+          <w:b/>
+          <w:bCs/>
+          <w:color w:val="1F3864"/>
+          <w:sz w:val="20"/>
+          <w:szCs w:val="20"/>
         </w:rPr>
         <w:t xml:space="preserve">Data:  </w:t>
       </w:r>
@@ -808,24 +827,24 @@
         <w:rPr>
           <w:rFonts w:ascii="Calibri" w:cs="Calibri" w:eastAsia="Calibri" w:hAnsi="Calibri"/>
           <w:color w:val="222222"/>
-          <w:sz w:val="21"/>
-          <w:szCs w:val="21"/>
+          <w:sz w:val="20"/>
+          <w:szCs w:val="20"/>
         </w:rPr>
         <w:t>PostgreSQL, MySQL, SQL Server, BigQuery, Firebase</w:t>
       </w:r>
     </w:p>
     <w:p>
       <w:pPr>
-        <w:spacing w:after="60" w:line="264"/>
-      </w:pPr>
-      <w:r>
-        <w:rPr>
-          <w:rFonts w:ascii="Calibri" w:cs="Calibri" w:eastAsia="Calibri" w:hAnsi="Calibri"/>
-          <w:b/>
-          <w:bCs/>
-          <w:color w:val="1F3864"/>
-          <w:sz w:val="21"/>
-          <w:szCs w:val="21"/>
+        <w:spacing w:after="45" w:line="240"/>
+      </w:pPr>
+      <w:r>
+        <w:rPr>
+          <w:rFonts w:ascii="Calibri" w:cs="Calibri" w:eastAsia="Calibri" w:hAnsi="Calibri"/>
+          <w:b/>
+          <w:bCs/>
+          <w:color w:val="1F3864"/>
+          <w:sz w:val="20"/>
+          <w:szCs w:val="20"/>
         </w:rPr>
         <w:t xml:space="preserve">Cloud &amp; platform operations:  </w:t>
       </w:r>
@@ -833,24 +852,24 @@
         <w:rPr>
           <w:rFonts w:ascii="Calibri" w:cs="Calibri" w:eastAsia="Calibri" w:hAnsi="Calibri"/>
           <w:color w:val="222222"/>
-          <w:sz w:val="21"/>
-          <w:szCs w:val="21"/>
+          <w:sz w:val="20"/>
+          <w:szCs w:val="20"/>
         </w:rPr>
         <w:t>Google Cloud Platform (GKE), Kubernetes, Helm, Docker, CI/CD (GoCD, Argo CD / GitOps), AWS (Lambda, EC2, CloudTrail), Microsoft Azure</w:t>
       </w:r>
     </w:p>
     <w:p>
       <w:pPr>
-        <w:spacing w:after="60" w:line="264"/>
-      </w:pPr>
-      <w:r>
-        <w:rPr>
-          <w:rFonts w:ascii="Calibri" w:cs="Calibri" w:eastAsia="Calibri" w:hAnsi="Calibri"/>
-          <w:b/>
-          <w:bCs/>
-          <w:color w:val="1F3864"/>
-          <w:sz w:val="21"/>
-          <w:szCs w:val="21"/>
+        <w:spacing w:after="45" w:line="240"/>
+      </w:pPr>
+      <w:r>
+        <w:rPr>
+          <w:rFonts w:ascii="Calibri" w:cs="Calibri" w:eastAsia="Calibri" w:hAnsi="Calibri"/>
+          <w:b/>
+          <w:bCs/>
+          <w:color w:val="1F3864"/>
+          <w:sz w:val="20"/>
+          <w:szCs w:val="20"/>
         </w:rPr>
         <w:t xml:space="preserve">Integrations:  </w:t>
       </w:r>
@@ -858,24 +877,24 @@
         <w:rPr>
           <w:rFonts w:ascii="Calibri" w:cs="Calibri" w:eastAsia="Calibri" w:hAnsi="Calibri"/>
           <w:color w:val="222222"/>
-          <w:sz w:val="21"/>
-          <w:szCs w:val="21"/>
+          <w:sz w:val="20"/>
+          <w:szCs w:val="20"/>
         </w:rPr>
         <w:t>Stripe, Authorize.Net, Rev.io, QuickBooks, ConnectWise, NetSapiens (UCaaS), tax engines (CSI / SureTax), AI voice agents, Keycloak / IdentityServer (SSO), LaunchDarkly / OpenFeature</w:t>
       </w:r>
     </w:p>
     <w:p>
       <w:pPr>
-        <w:spacing w:after="60" w:line="264"/>
-      </w:pPr>
-      <w:r>
-        <w:rPr>
-          <w:rFonts w:ascii="Calibri" w:cs="Calibri" w:eastAsia="Calibri" w:hAnsi="Calibri"/>
-          <w:b/>
-          <w:bCs/>
-          <w:color w:val="1F3864"/>
-          <w:sz w:val="21"/>
-          <w:szCs w:val="21"/>
+        <w:spacing w:after="45" w:line="240"/>
+      </w:pPr>
+      <w:r>
+        <w:rPr>
+          <w:rFonts w:ascii="Calibri" w:cs="Calibri" w:eastAsia="Calibri" w:hAnsi="Calibri"/>
+          <w:b/>
+          <w:bCs/>
+          <w:color w:val="1F3864"/>
+          <w:sz w:val="20"/>
+          <w:szCs w:val="20"/>
         </w:rPr>
         <w:t xml:space="preserve">Practices:  </w:t>
       </w:r>
@@ -883,24 +902,24 @@
         <w:rPr>
           <w:rFonts w:ascii="Calibri" w:cs="Calibri" w:eastAsia="Calibri" w:hAnsi="Calibri"/>
           <w:color w:val="222222"/>
-          <w:sz w:val="21"/>
-          <w:szCs w:val="21"/>
+          <w:sz w:val="20"/>
+          <w:szCs w:val="20"/>
         </w:rPr>
         <w:t>TDD, SOLID, design patterns, event-driven microservices, saga orchestration, monorepos (Nx), feature flags, cloud-native, Scrum</w:t>
       </w:r>
     </w:p>
     <w:p>
       <w:pPr>
-        <w:spacing w:after="60" w:line="264"/>
-      </w:pPr>
-      <w:r>
-        <w:rPr>
-          <w:rFonts w:ascii="Calibri" w:cs="Calibri" w:eastAsia="Calibri" w:hAnsi="Calibri"/>
-          <w:b/>
-          <w:bCs/>
-          <w:color w:val="1F3864"/>
-          <w:sz w:val="21"/>
-          <w:szCs w:val="21"/>
+        <w:spacing w:after="45" w:line="240"/>
+      </w:pPr>
+      <w:r>
+        <w:rPr>
+          <w:rFonts w:ascii="Calibri" w:cs="Calibri" w:eastAsia="Calibri" w:hAnsi="Calibri"/>
+          <w:b/>
+          <w:bCs/>
+          <w:color w:val="1F3864"/>
+          <w:sz w:val="20"/>
+          <w:szCs w:val="20"/>
         </w:rPr>
         <w:t xml:space="preserve">AI tooling:  </w:t>
       </w:r>
@@ -908,8 +927,8 @@
         <w:rPr>
           <w:rFonts w:ascii="Calibri" w:cs="Calibri" w:eastAsia="Calibri" w:hAnsi="Calibri"/>
           <w:color w:val="222222"/>
-          <w:sz w:val="21"/>
-          <w:szCs w:val="21"/>
+          <w:sz w:val="20"/>
+          <w:szCs w:val="20"/>
         </w:rPr>
         <w:t>AI-assisted development with Claude Code and GitHub Copilot — agentic workflows across the SDLC</w:t>
       </w:r>
@@ -919,7 +938,7 @@
         <w:pBdr>
           <w:bottom w:val="single" w:color="8FAADC" w:sz="8" w:space="2"/>
         </w:pBdr>
-        <w:spacing w:after="120" w:before="260"/>
+        <w:spacing w:after="90" w:before="200"/>
       </w:pPr>
       <w:r>
         <w:rPr>
@@ -938,16 +957,16 @@
         <w:tabs>
           <w:tab w:val="right" w:pos="10080"/>
         </w:tabs>
-        <w:spacing w:after="20" w:before="180"/>
-      </w:pPr>
-      <w:r>
-        <w:rPr>
-          <w:rFonts w:ascii="Calibri" w:cs="Calibri" w:eastAsia="Calibri" w:hAnsi="Calibri"/>
-          <w:b/>
-          <w:bCs/>
-          <w:color w:val="222222"/>
-          <w:sz w:val="23"/>
-          <w:szCs w:val="23"/>
+        <w:spacing w:after="10" w:before="140"/>
+      </w:pPr>
+      <w:r>
+        <w:rPr>
+          <w:rFonts w:ascii="Calibri" w:cs="Calibri" w:eastAsia="Calibri" w:hAnsi="Calibri"/>
+          <w:b/>
+          <w:bCs/>
+          <w:color w:val="222222"/>
+          <w:sz w:val="22"/>
+          <w:szCs w:val="22"/>
         </w:rPr>
         <w:t xml:space="preserve">Systems Engineering (degree in progress)</w:t>
       </w:r>
@@ -955,8 +974,8 @@
         <w:rPr>
           <w:rFonts w:ascii="Calibri" w:cs="Calibri" w:eastAsia="Calibri" w:hAnsi="Calibri"/>
           <w:color w:val="595959"/>
-          <w:sz w:val="23"/>
-          <w:szCs w:val="23"/>
+          <w:sz w:val="22"/>
+          <w:szCs w:val="22"/>
         </w:rPr>
         <w:t xml:space="preserve">  ·  </w:t>
       </w:r>
@@ -966,8 +985,8 @@
           <w:b/>
           <w:bCs/>
           <w:color w:val="1F3864"/>
-          <w:sz w:val="23"/>
-          <w:szCs w:val="23"/>
+          <w:sz w:val="22"/>
+          <w:szCs w:val="22"/>
         </w:rPr>
         <w:t xml:space="preserve">UTN – FRRo</w:t>
       </w:r>
@@ -985,14 +1004,14 @@
     </w:p>
     <w:p>
       <w:pPr>
-        <w:spacing w:after="40" w:line="264"/>
-      </w:pPr>
-      <w:r>
-        <w:rPr>
-          <w:rFonts w:ascii="Calibri" w:cs="Calibri" w:eastAsia="Calibri" w:hAnsi="Calibri"/>
-          <w:color w:val="222222"/>
-          <w:sz w:val="21"/>
-          <w:szCs w:val="21"/>
+        <w:spacing w:after="30" w:line="240"/>
+      </w:pPr>
+      <w:r>
+        <w:rPr>
+          <w:rFonts w:ascii="Calibri" w:cs="Calibri" w:eastAsia="Calibri" w:hAnsi="Calibri"/>
+          <w:color w:val="222222"/>
+          <w:sz w:val="20"/>
+          <w:szCs w:val="20"/>
         </w:rPr>
         <w:t xml:space="preserve">Completed coursework for a Systems Engineering degree; two subjects remaining to obtain the degree.</w:t>
       </w:r>
@@ -1002,16 +1021,16 @@
         <w:tabs>
           <w:tab w:val="right" w:pos="10080"/>
         </w:tabs>
-        <w:spacing w:after="20" w:before="180"/>
-      </w:pPr>
-      <w:r>
-        <w:rPr>
-          <w:rFonts w:ascii="Calibri" w:cs="Calibri" w:eastAsia="Calibri" w:hAnsi="Calibri"/>
-          <w:b/>
-          <w:bCs/>
-          <w:color w:val="222222"/>
-          <w:sz w:val="23"/>
-          <w:szCs w:val="23"/>
+        <w:spacing w:after="10" w:before="140"/>
+      </w:pPr>
+      <w:r>
+        <w:rPr>
+          <w:rFonts w:ascii="Calibri" w:cs="Calibri" w:eastAsia="Calibri" w:hAnsi="Calibri"/>
+          <w:b/>
+          <w:bCs/>
+          <w:color w:val="222222"/>
+          <w:sz w:val="22"/>
+          <w:szCs w:val="22"/>
         </w:rPr>
         <w:t xml:space="preserve">Business-oriented High School Diploma</w:t>
       </w:r>
@@ -1019,8 +1038,8 @@
         <w:rPr>
           <w:rFonts w:ascii="Calibri" w:cs="Calibri" w:eastAsia="Calibri" w:hAnsi="Calibri"/>
           <w:color w:val="595959"/>
-          <w:sz w:val="23"/>
-          <w:szCs w:val="23"/>
+          <w:sz w:val="22"/>
+          <w:szCs w:val="22"/>
         </w:rPr>
         <w:t xml:space="preserve">  ·  </w:t>
       </w:r>
@@ -1030,8 +1049,8 @@
           <w:b/>
           <w:bCs/>
           <w:color w:val="1F3864"/>
-          <w:sz w:val="23"/>
-          <w:szCs w:val="23"/>
+          <w:sz w:val="22"/>
+          <w:szCs w:val="22"/>
         </w:rPr>
         <w:t xml:space="preserve">EEM 419</w:t>
       </w:r>
@@ -1052,7 +1071,7 @@
         <w:pBdr>
           <w:bottom w:val="single" w:color="8FAADC" w:sz="8" w:space="2"/>
         </w:pBdr>
-        <w:spacing w:after="120" w:before="260"/>
+        <w:spacing w:after="90" w:before="200"/>
       </w:pPr>
       <w:r>
         <w:rPr>
@@ -1073,14 +1092,14 @@
           <w:ilvl w:val="0"/>
           <w:numId w:val="2"/>
         </w:numPr>
-        <w:spacing w:after="40" w:line="264"/>
-      </w:pPr>
-      <w:r>
-        <w:rPr>
-          <w:rFonts w:ascii="Calibri" w:cs="Calibri" w:eastAsia="Calibri" w:hAnsi="Calibri"/>
-          <w:color w:val="222222"/>
-          <w:sz w:val="21"/>
-          <w:szCs w:val="21"/>
+        <w:spacing w:after="30" w:line="240"/>
+      </w:pPr>
+      <w:r>
+        <w:rPr>
+          <w:rFonts w:ascii="Calibri" w:cs="Calibri" w:eastAsia="Calibri" w:hAnsi="Calibri"/>
+          <w:color w:val="222222"/>
+          <w:sz w:val="20"/>
+          <w:szCs w:val="20"/>
         </w:rPr>
         <w:t xml:space="preserve">Linead Group — Web/mobile platform for medical appointments and a patient-tracking CRM, built with Node.js, Ionic, Angular and Firebase.</w:t>
       </w:r>
@@ -1092,14 +1111,14 @@
           <w:ilvl w:val="0"/>
           <w:numId w:val="2"/>
         </w:numPr>
-        <w:spacing w:after="40" w:line="264"/>
-      </w:pPr>
-      <w:r>
-        <w:rPr>
-          <w:rFonts w:ascii="Calibri" w:cs="Calibri" w:eastAsia="Calibri" w:hAnsi="Calibri"/>
-          <w:color w:val="222222"/>
-          <w:sz w:val="21"/>
-          <w:szCs w:val="21"/>
+        <w:spacing w:after="30" w:line="240"/>
+      </w:pPr>
+      <w:r>
+        <w:rPr>
+          <w:rFonts w:ascii="Calibri" w:cs="Calibri" w:eastAsia="Calibri" w:hAnsi="Calibri"/>
+          <w:color w:val="222222"/>
+          <w:sz w:val="20"/>
+          <w:szCs w:val="20"/>
         </w:rPr>
         <w:t xml:space="preserve">Mountain Stream — Ingredients and raw-material tracking modules using ASP.NET Core MVC, Entity Framework, MediatR, TDD and AngularJS.</w:t>
       </w:r>
@@ -1111,14 +1130,14 @@
           <w:ilvl w:val="0"/>
           <w:numId w:val="2"/>
         </w:numPr>
-        <w:spacing w:after="40" w:line="264"/>
-      </w:pPr>
-      <w:r>
-        <w:rPr>
-          <w:rFonts w:ascii="Calibri" w:cs="Calibri" w:eastAsia="Calibri" w:hAnsi="Calibri"/>
-          <w:color w:val="222222"/>
-          <w:sz w:val="21"/>
-          <w:szCs w:val="21"/>
+        <w:spacing w:after="30" w:line="240"/>
+      </w:pPr>
+      <w:r>
+        <w:rPr>
+          <w:rFonts w:ascii="Calibri" w:cs="Calibri" w:eastAsia="Calibri" w:hAnsi="Calibri"/>
+          <w:color w:val="222222"/>
+          <w:sz w:val="20"/>
+          <w:szCs w:val="20"/>
         </w:rPr>
         <w:t xml:space="preserve">Hoteliga — Payment-integration, reservation-calendar and identity/security modules for a hotel-management platform using ASP.NET (Core) MVC and AngularJS.</w:t>
       </w:r>
@@ -1128,7 +1147,7 @@
         <w:pBdr>
           <w:bottom w:val="single" w:color="8FAADC" w:sz="8" w:space="2"/>
         </w:pBdr>
-        <w:spacing w:after="120" w:before="260"/>
+        <w:spacing w:after="90" w:before="200"/>
       </w:pPr>
       <w:r>
         <w:rPr>
@@ -1144,16 +1163,16 @@
     </w:p>
     <w:p>
       <w:pPr>
-        <w:spacing w:after="60" w:line="264"/>
-      </w:pPr>
-      <w:r>
-        <w:rPr>
-          <w:rFonts w:ascii="Calibri" w:cs="Calibri" w:eastAsia="Calibri" w:hAnsi="Calibri"/>
-          <w:b/>
-          <w:bCs/>
-          <w:color w:val="1F3864"/>
-          <w:sz w:val="21"/>
-          <w:szCs w:val="21"/>
+        <w:spacing w:after="45" w:line="240"/>
+      </w:pPr>
+      <w:r>
+        <w:rPr>
+          <w:rFonts w:ascii="Calibri" w:cs="Calibri" w:eastAsia="Calibri" w:hAnsi="Calibri"/>
+          <w:b/>
+          <w:bCs/>
+          <w:color w:val="1F3864"/>
+          <w:sz w:val="20"/>
+          <w:szCs w:val="20"/>
         </w:rPr>
         <w:t xml:space="preserve">Languages:  </w:t>
       </w:r>
@@ -1161,8 +1180,8 @@
         <w:rPr>
           <w:rFonts w:ascii="Calibri" w:cs="Calibri" w:eastAsia="Calibri" w:hAnsi="Calibri"/>
           <w:color w:val="222222"/>
-          <w:sz w:val="21"/>
-          <w:szCs w:val="21"/>
+          <w:sz w:val="20"/>
+          <w:szCs w:val="20"/>
         </w:rPr>
         <w:t xml:space="preserve">Spanish (native), English (professional working proficiency — preparing for B2 First)</w:t>
       </w:r>
@@ -1174,14 +1193,14 @@
           <w:ilvl w:val="0"/>
           <w:numId w:val="2"/>
         </w:numPr>
-        <w:spacing w:after="40" w:line="264"/>
-      </w:pPr>
-      <w:r>
-        <w:rPr>
-          <w:rFonts w:ascii="Calibri" w:cs="Calibri" w:eastAsia="Calibri" w:hAnsi="Calibri"/>
-          <w:color w:val="222222"/>
-          <w:sz w:val="21"/>
-          <w:szCs w:val="21"/>
+        <w:spacing w:after="30" w:line="240"/>
+      </w:pPr>
+      <w:r>
+        <w:rPr>
+          <w:rFonts w:ascii="Calibri" w:cs="Calibri" w:eastAsia="Calibri" w:hAnsi="Calibri"/>
+          <w:color w:val="222222"/>
+          <w:sz w:val="20"/>
+          <w:szCs w:val="20"/>
         </w:rPr>
         <w:t xml:space="preserve">Participated in several Model UN simulations as Ambassador and General Congress member.</w:t>
       </w:r>
@@ -1193,21 +1212,21 @@
           <w:ilvl w:val="0"/>
           <w:numId w:val="2"/>
         </w:numPr>
-        <w:spacing w:after="40" w:line="264"/>
-      </w:pPr>
-      <w:r>
-        <w:rPr>
-          <w:rFonts w:ascii="Calibri" w:cs="Calibri" w:eastAsia="Calibri" w:hAnsi="Calibri"/>
-          <w:color w:val="222222"/>
-          <w:sz w:val="21"/>
-          <w:szCs w:val="21"/>
+        <w:spacing w:after="30" w:line="240"/>
+      </w:pPr>
+      <w:r>
+        <w:rPr>
+          <w:rFonts w:ascii="Calibri" w:cs="Calibri" w:eastAsia="Calibri" w:hAnsi="Calibri"/>
+          <w:color w:val="222222"/>
+          <w:sz w:val="20"/>
+          <w:szCs w:val="20"/>
         </w:rPr>
         <w:t xml:space="preserve">Developed multiple side projects as an entrepreneur, exploring new technologies and methodologies hands-on.</w:t>
       </w:r>
     </w:p>
     <w:sectPr>
       <w:pgSz w:w="12240" w:h="15840" w:orient="portrait"/>
-      <w:pgMar w:top="792" w:right="1080" w:bottom="792" w:left="1080" w:header="708" w:footer="708" w:gutter="0"/>
+      <w:pgMar w:top="648" w:right="1080" w:bottom="648" w:left="1080" w:header="708" w:footer="708" w:gutter="0"/>
       <w:pgNumType/>
       <w:docGrid w:linePitch="360"/>
     </w:sectPr>

--- a/docs/CV_Julian_Giovanelli_TechLead.docx
+++ b/docs/CV_Julian_Giovanelli_TechLead.docx
@@ -130,7 +130,7 @@
           <w:sz w:val="20"/>
           <w:szCs w:val="20"/>
         </w:rPr>
-        <w:t>Tech Lead and software engineer with 9+ years in software development and 2+ years leading teams — combining a product-management discipline (defining requirements, delivery process and quality standards, then evolving that process through the shift to agentic AI-assisted development) with hands-on engineering, embedding directly with the team rather than managing from a distance. Leads day-to-day delivery for a cross-functional team of up to 12 engineers on ViiBE, Viirtue’s white-label quote-to-cash platform, owning technical decisions and mentoring developers while remaining one of the top contributors to its 40+ microservice codebase. Led the billing and quoting platform now used by 180+ partners and processing close to $1M in monthly recurring revenue, contributing to a $10M Series A. Strong technical foundation in .NET, event-driven cloud-native microservices on GCP (GKE / Kubernetes) and AI integration in production, working AI-first with agentic tools like Claude Code. Focused on delivering reliable software, growing engineers and aligning technical work with real business value.</w:t>
+        <w:t>Tech Lead and software engineer with 9+ years in software development and 2+ years leading teams — combining a product-management discipline (defining requirements, delivery process and quality standards, then evolving that process through the shift to agentic AI-assisted development) with hands-on engineering, embedding directly with the team rather than managing from a distance. Led day-to-day delivery for a cross-functional team of up to 12 engineers on ViiBE, Viirtue’s white-label quote-to-cash platform, owning technical decisions and mentoring developers while remaining one of the top contributors to its 40+ microservice codebase. Led the billing and quoting platform now used by 180+ partners and processing close to $1M in monthly recurring revenue, contributing to a $10M Series A. Strong technical foundation in .NET, event-driven cloud-native microservices on GCP (GKE / Kubernetes) and AI integration in production, having worked AI-first with agentic tools like Claude Code. Focused on delivering reliable software, growing engineers and aligning technical work with real business value.</w:t>
       </w:r>
     </w:p>
     <w:p>
@@ -199,7 +199,8 @@
           <w:sz w:val="20"/>
           <w:szCs w:val="20"/>
         </w:rPr>
-        <w:t xml:space="preserve">	Jan 2022 – Present</w:t>
+        <w:tab/>
+        <w:t>Jan 2022 – Jul 2026</w:t>
       </w:r>
     </w:p>
     <w:p>
@@ -231,7 +232,8 @@
           <w:sz w:val="19"/>
           <w:szCs w:val="19"/>
         </w:rPr>
-        <w:t xml:space="preserve">	Nov 2023 – Present</w:t>
+        <w:tab/>
+        <w:t>Nov 2023 – Jul 2026</w:t>
       </w:r>
     </w:p>
     <w:p>
